--- a/Research_Archive/WS1/docx/SIC_WS1-v1.0_Sector08_GovTech.docx
+++ b/Research_Archive/WS1/docx/SIC_WS1-v1.0_Sector08_GovTech.docx
@@ -506,7 +506,7 @@
     </w:p>
     <w:bookmarkEnd w:id="21"/>
     <w:bookmarkEnd w:id="22"/>
-    <w:bookmarkStart w:id="41" w:name="sector-8-govtech"/>
+    <w:bookmarkStart w:id="47" w:name="sector-8-govtech"/>
     <w:p>
       <w:pPr>
         <w:pStyle w:val="Heading1"/>
@@ -515,7 +515,7 @@
         <w:t xml:space="preserve">Sector 8 — GovTech</w:t>
       </w:r>
     </w:p>
-    <w:bookmarkStart w:id="26" w:name="part-1-market-structure-and-size"/>
+    <w:bookmarkStart w:id="29" w:name="part-1-market-structure-and-size"/>
     <w:p>
       <w:pPr>
         <w:pStyle w:val="Heading2"/>
@@ -918,9 +918,64 @@
     </w:p>
     <w:p>
       <w:pPr>
-        <w:numPr>
-          <w:ilvl w:val="0"/>
-          <w:numId w:val="1002"/>
+        <w:pStyle w:val="CaptionedFigure"/>
+      </w:pPr>
+      <w:r>
+        <w:drawing>
+          <wp:inline>
+            <wp:extent cx="5334000" cy="3171567"/>
+            <wp:effectExtent b="0" l="0" r="0" t="0"/>
+            <wp:docPr descr="Figure 1. Core government financial-management coverage has grown 5-fold since 2013" title="" id="27" name="Picture"/>
+            <a:graphic>
+              <a:graphicData uri="http://schemas.openxmlformats.org/drawingml/2006/picture">
+                <pic:pic>
+                  <pic:nvPicPr>
+                    <pic:cNvPr descr="/home/user/felei/Research_Archive/WS1/docx/figures/s8_fig2_ifmis_coverage.png" id="28" name="Picture"/>
+                    <pic:cNvPicPr>
+                      <a:picLocks noChangeArrowheads="1" noChangeAspect="1"/>
+                    </pic:cNvPicPr>
+                  </pic:nvPicPr>
+                  <pic:blipFill>
+                    <a:blip r:embed="rId26"/>
+                    <a:stretch>
+                      <a:fillRect/>
+                    </a:stretch>
+                  </pic:blipFill>
+                  <pic:spPr bwMode="auto">
+                    <a:xfrm>
+                      <a:off x="0" y="0"/>
+                      <a:ext cx="5334000" cy="3171567"/>
+                    </a:xfrm>
+                    <a:prstGeom prst="rect">
+                      <a:avLst/>
+                    </a:prstGeom>
+                    <a:noFill/>
+                    <a:ln w="9525">
+                      <a:noFill/>
+                      <a:headEnd/>
+                      <a:tailEnd/>
+                    </a:ln>
+                  </pic:spPr>
+                </pic:pic>
+              </a:graphicData>
+            </a:graphic>
+          </wp:inline>
+        </w:drawing>
+      </w:r>
+    </w:p>
+    <w:p>
+      <w:pPr>
+        <w:pStyle w:val="ImageCaption"/>
+      </w:pPr>
+      <w:r>
+        <w:t xml:space="preserve">Figure 1. Core government financial-management coverage has grown 5-fold since 2013</w:t>
+      </w:r>
+    </w:p>
+    <w:p>
+      <w:pPr>
+        <w:numPr>
+          <w:ilvl w:val="0"/>
+          <w:numId w:val="1003"/>
         </w:numPr>
       </w:pPr>
       <w:r>
@@ -970,7 +1025,7 @@
       <w:pPr>
         <w:numPr>
           <w:ilvl w:val="0"/>
-          <w:numId w:val="1002"/>
+          <w:numId w:val="1003"/>
         </w:numPr>
       </w:pPr>
       <w:r>
@@ -987,8 +1042,8 @@
         <w:t xml:space="preserve">— confirmed, consistent with the existing draft.</w:t>
       </w:r>
     </w:p>
-    <w:bookmarkEnd w:id="26"/>
-    <w:bookmarkStart w:id="29" w:name="part-2-the-structural-problem"/>
+    <w:bookmarkEnd w:id="29"/>
+    <w:bookmarkStart w:id="35" w:name="part-2-the-structural-problem"/>
     <w:p>
       <w:pPr>
         <w:pStyle w:val="Heading2"/>
@@ -1001,8 +1056,9 @@
       <w:pPr>
         <w:numPr>
           <w:ilvl w:val="0"/>
-          <w:numId w:val="1003"/>
-        </w:numPr>
+          <w:numId w:val="1004"/>
+        </w:numPr>
+        <w:pStyle w:val="Compact"/>
       </w:pPr>
       <w:r>
         <w:rPr>
@@ -1182,7 +1238,7 @@
       <w:r>
         <w:t xml:space="preserve"> </w:t>
       </w:r>
-      <w:hyperlink r:id="rId27">
+      <w:hyperlink r:id="rId30">
         <w:r>
           <w:rPr>
             <w:rStyle w:val="Hyperlink"/>
@@ -1196,7 +1252,7 @@
       <w:r>
         <w:t xml:space="preserve"> </w:t>
       </w:r>
-      <w:hyperlink r:id="rId28">
+      <w:hyperlink r:id="rId31">
         <w:r>
           <w:rPr>
             <w:rStyle w:val="Hyperlink"/>
@@ -1226,10 +1282,66 @@
     </w:p>
     <w:p>
       <w:pPr>
-        <w:numPr>
-          <w:ilvl w:val="0"/>
-          <w:numId w:val="1003"/>
-        </w:numPr>
+        <w:pStyle w:val="CaptionedFigure"/>
+      </w:pPr>
+      <w:r>
+        <w:drawing>
+          <wp:inline>
+            <wp:extent cx="5334000" cy="3171567"/>
+            <wp:effectExtent b="0" l="0" r="0" t="0"/>
+            <wp:docPr descr="Figure 2. Digitising Ebola-worker payments cut payment time by three-quarters" title="" id="33" name="Picture"/>
+            <a:graphic>
+              <a:graphicData uri="http://schemas.openxmlformats.org/drawingml/2006/picture">
+                <pic:pic>
+                  <pic:nvPicPr>
+                    <pic:cNvPr descr="/home/user/felei/Research_Archive/WS1/docx/figures/s8_fig1_ebola_payment_time.png" id="34" name="Picture"/>
+                    <pic:cNvPicPr>
+                      <a:picLocks noChangeArrowheads="1" noChangeAspect="1"/>
+                    </pic:cNvPicPr>
+                  </pic:nvPicPr>
+                  <pic:blipFill>
+                    <a:blip r:embed="rId32"/>
+                    <a:stretch>
+                      <a:fillRect/>
+                    </a:stretch>
+                  </pic:blipFill>
+                  <pic:spPr bwMode="auto">
+                    <a:xfrm>
+                      <a:off x="0" y="0"/>
+                      <a:ext cx="5334000" cy="3171567"/>
+                    </a:xfrm>
+                    <a:prstGeom prst="rect">
+                      <a:avLst/>
+                    </a:prstGeom>
+                    <a:noFill/>
+                    <a:ln w="9525">
+                      <a:noFill/>
+                      <a:headEnd/>
+                      <a:tailEnd/>
+                    </a:ln>
+                  </pic:spPr>
+                </pic:pic>
+              </a:graphicData>
+            </a:graphic>
+          </wp:inline>
+        </w:drawing>
+      </w:r>
+    </w:p>
+    <w:p>
+      <w:pPr>
+        <w:pStyle w:val="ImageCaption"/>
+      </w:pPr>
+      <w:r>
+        <w:t xml:space="preserve">Figure 2. Digitising Ebola-worker payments cut payment time by three-quarters</w:t>
+      </w:r>
+    </w:p>
+    <w:p>
+      <w:pPr>
+        <w:numPr>
+          <w:ilvl w:val="0"/>
+          <w:numId w:val="1005"/>
+        </w:numPr>
+        <w:pStyle w:val="Compact"/>
       </w:pPr>
       <w:r>
         <w:rPr>
@@ -1263,8 +1375,8 @@
         <w:t xml:space="preserve">framing (see Part 5).</w:t>
       </w:r>
     </w:p>
-    <w:bookmarkEnd w:id="29"/>
-    <w:bookmarkStart w:id="32" w:name="part-3-is-this-sector-investable-now"/>
+    <w:bookmarkEnd w:id="35"/>
+    <w:bookmarkStart w:id="38" w:name="part-3-is-this-sector-investable-now"/>
     <w:p>
       <w:pPr>
         <w:pStyle w:val="Heading2"/>
@@ -1277,7 +1389,7 @@
       <w:pPr>
         <w:numPr>
           <w:ilvl w:val="0"/>
-          <w:numId w:val="1004"/>
+          <w:numId w:val="1006"/>
         </w:numPr>
       </w:pPr>
       <w:r>
@@ -1298,7 +1410,7 @@
       <w:pPr>
         <w:numPr>
           <w:ilvl w:val="0"/>
-          <w:numId w:val="1004"/>
+          <w:numId w:val="1006"/>
         </w:numPr>
       </w:pPr>
       <w:r>
@@ -1392,7 +1504,7 @@
       <w:pPr>
         <w:numPr>
           <w:ilvl w:val="0"/>
-          <w:numId w:val="1004"/>
+          <w:numId w:val="1006"/>
         </w:numPr>
       </w:pPr>
       <w:r>
@@ -1535,7 +1647,7 @@
       <w:r>
         <w:t xml:space="preserve"> </w:t>
       </w:r>
-      <w:hyperlink r:id="rId30">
+      <w:hyperlink r:id="rId36">
         <w:r>
           <w:rPr>
             <w:rStyle w:val="Hyperlink"/>
@@ -1549,7 +1661,7 @@
       <w:r>
         <w:t xml:space="preserve"> </w:t>
       </w:r>
-      <w:hyperlink r:id="rId31">
+      <w:hyperlink r:id="rId37">
         <w:r>
           <w:rPr>
             <w:rStyle w:val="Hyperlink"/>
@@ -1597,7 +1709,7 @@
       <w:pPr>
         <w:numPr>
           <w:ilvl w:val="0"/>
-          <w:numId w:val="1004"/>
+          <w:numId w:val="1006"/>
         </w:numPr>
       </w:pPr>
       <w:r>
@@ -1618,7 +1730,7 @@
       <w:pPr>
         <w:numPr>
           <w:ilvl w:val="0"/>
-          <w:numId w:val="1004"/>
+          <w:numId w:val="1006"/>
         </w:numPr>
       </w:pPr>
       <w:r>
@@ -1662,7 +1774,7 @@
       <w:pPr>
         <w:numPr>
           <w:ilvl w:val="0"/>
-          <w:numId w:val="1004"/>
+          <w:numId w:val="1006"/>
         </w:numPr>
       </w:pPr>
       <w:r>
@@ -1689,8 +1801,8 @@
         <w:t xml:space="preserve">— confirmed. The Qhala/Monime contracting pattern does not constitute an equity-investable structure of any kind.</w:t>
       </w:r>
     </w:p>
-    <w:bookmarkEnd w:id="32"/>
-    <w:bookmarkStart w:id="33" w:name="part-4-capital-and-instrument-fit"/>
+    <w:bookmarkEnd w:id="38"/>
+    <w:bookmarkStart w:id="39" w:name="part-4-capital-and-instrument-fit"/>
     <w:p>
       <w:pPr>
         <w:pStyle w:val="Heading2"/>
@@ -1703,7 +1815,7 @@
       <w:pPr>
         <w:numPr>
           <w:ilvl w:val="0"/>
-          <w:numId w:val="1005"/>
+          <w:numId w:val="1007"/>
         </w:numPr>
       </w:pPr>
       <w:r>
@@ -1737,7 +1849,7 @@
       <w:pPr>
         <w:numPr>
           <w:ilvl w:val="0"/>
-          <w:numId w:val="1005"/>
+          <w:numId w:val="1007"/>
         </w:numPr>
       </w:pPr>
       <w:r>
@@ -1758,7 +1870,7 @@
       <w:pPr>
         <w:numPr>
           <w:ilvl w:val="0"/>
-          <w:numId w:val="1005"/>
+          <w:numId w:val="1007"/>
         </w:numPr>
       </w:pPr>
       <w:r>
@@ -1789,7 +1901,7 @@
       <w:pPr>
         <w:numPr>
           <w:ilvl w:val="0"/>
-          <w:numId w:val="1005"/>
+          <w:numId w:val="1007"/>
         </w:numPr>
       </w:pPr>
       <w:r>
@@ -1816,8 +1928,8 @@
         <w:t xml:space="preserve">— confirmed.</w:t>
       </w:r>
     </w:p>
-    <w:bookmarkEnd w:id="33"/>
-    <w:bookmarkStart w:id="34" w:name="part-5-employment-and-job-readiness"/>
+    <w:bookmarkEnd w:id="39"/>
+    <w:bookmarkStart w:id="40" w:name="part-5-employment-and-job-readiness"/>
     <w:p>
       <w:pPr>
         <w:pStyle w:val="Heading2"/>
@@ -1830,7 +1942,7 @@
       <w:pPr>
         <w:numPr>
           <w:ilvl w:val="0"/>
-          <w:numId w:val="1006"/>
+          <w:numId w:val="1008"/>
         </w:numPr>
       </w:pPr>
       <w:r>
@@ -1976,7 +2088,7 @@
       <w:pPr>
         <w:numPr>
           <w:ilvl w:val="0"/>
-          <w:numId w:val="1006"/>
+          <w:numId w:val="1008"/>
         </w:numPr>
       </w:pPr>
       <w:r>
@@ -2032,7 +2144,7 @@
       <w:pPr>
         <w:numPr>
           <w:ilvl w:val="0"/>
-          <w:numId w:val="1006"/>
+          <w:numId w:val="1008"/>
         </w:numPr>
       </w:pPr>
       <w:r>
@@ -2059,8 +2171,8 @@
         <w:t xml:space="preserve">specific to this sector, consistent with the existing draft.</w:t>
       </w:r>
     </w:p>
-    <w:bookmarkEnd w:id="34"/>
-    <w:bookmarkStart w:id="35" w:name="X1fb53e779b6e79c585e3690dd6a2948dcd0c556"/>
+    <w:bookmarkEnd w:id="40"/>
+    <w:bookmarkStart w:id="41" w:name="X1fb53e779b6e79c585e3690dd6a2948dcd0c556"/>
     <w:p>
       <w:pPr>
         <w:pStyle w:val="Heading2"/>
@@ -2073,7 +2185,7 @@
       <w:pPr>
         <w:numPr>
           <w:ilvl w:val="0"/>
-          <w:numId w:val="1007"/>
+          <w:numId w:val="1009"/>
         </w:numPr>
       </w:pPr>
       <w:r>
@@ -2122,7 +2234,7 @@
       <w:pPr>
         <w:numPr>
           <w:ilvl w:val="0"/>
-          <w:numId w:val="1007"/>
+          <w:numId w:val="1009"/>
         </w:numPr>
       </w:pPr>
       <w:r>
@@ -2193,7 +2305,7 @@
       <w:pPr>
         <w:numPr>
           <w:ilvl w:val="0"/>
-          <w:numId w:val="1007"/>
+          <w:numId w:val="1009"/>
         </w:numPr>
       </w:pPr>
       <w:r>
@@ -2228,8 +2340,8 @@
         <w:t xml:space="preserve">company in principle, since the customer base is inherently public-sector-only and procurement-driven.</w:t>
       </w:r>
     </w:p>
-    <w:bookmarkEnd w:id="35"/>
-    <w:bookmarkStart w:id="36" w:name="part-7-enabling-environment"/>
+    <w:bookmarkEnd w:id="41"/>
+    <w:bookmarkStart w:id="42" w:name="part-7-enabling-environment"/>
     <w:p>
       <w:pPr>
         <w:pStyle w:val="Heading2"/>
@@ -2242,7 +2354,7 @@
       <w:pPr>
         <w:numPr>
           <w:ilvl w:val="0"/>
-          <w:numId w:val="1008"/>
+          <w:numId w:val="1010"/>
         </w:numPr>
       </w:pPr>
       <w:r>
@@ -2263,7 +2375,7 @@
       <w:pPr>
         <w:numPr>
           <w:ilvl w:val="0"/>
-          <w:numId w:val="1008"/>
+          <w:numId w:val="1010"/>
         </w:numPr>
       </w:pPr>
       <w:r>
@@ -2300,7 +2412,7 @@
       <w:pPr>
         <w:numPr>
           <w:ilvl w:val="0"/>
-          <w:numId w:val="1008"/>
+          <w:numId w:val="1010"/>
         </w:numPr>
       </w:pPr>
       <w:r>
@@ -2321,7 +2433,7 @@
       <w:pPr>
         <w:numPr>
           <w:ilvl w:val="0"/>
-          <w:numId w:val="1008"/>
+          <w:numId w:val="1010"/>
         </w:numPr>
       </w:pPr>
       <w:r>
@@ -2387,7 +2499,7 @@
       <w:pPr>
         <w:numPr>
           <w:ilvl w:val="0"/>
-          <w:numId w:val="1008"/>
+          <w:numId w:val="1010"/>
         </w:numPr>
       </w:pPr>
       <w:r>
@@ -2408,7 +2520,7 @@
       <w:pPr>
         <w:numPr>
           <w:ilvl w:val="0"/>
-          <w:numId w:val="1008"/>
+          <w:numId w:val="1010"/>
         </w:numPr>
       </w:pPr>
       <w:r>
@@ -2473,8 +2585,8 @@
         <w:t xml:space="preserve">pillar of the Big Five Game Changers, which directly anchors the 2025 Sierra Leone Innovates challenge — a more concrete policy linkage than the existing draft carries.</w:t>
       </w:r>
     </w:p>
-    <w:bookmarkEnd w:id="36"/>
-    <w:bookmarkStart w:id="37" w:name="part-8-comparative-evidence"/>
+    <w:bookmarkEnd w:id="42"/>
+    <w:bookmarkStart w:id="43" w:name="part-8-comparative-evidence"/>
     <w:p>
       <w:pPr>
         <w:pStyle w:val="Heading2"/>
@@ -2487,7 +2599,7 @@
       <w:pPr>
         <w:numPr>
           <w:ilvl w:val="0"/>
-          <w:numId w:val="1009"/>
+          <w:numId w:val="1011"/>
         </w:numPr>
       </w:pPr>
       <w:r>
@@ -2586,7 +2698,7 @@
       <w:pPr>
         <w:numPr>
           <w:ilvl w:val="1"/>
-          <w:numId w:val="1010"/>
+          <w:numId w:val="1012"/>
         </w:numPr>
         <w:pStyle w:val="Compact"/>
       </w:pPr>
@@ -2698,7 +2810,7 @@
       <w:pPr>
         <w:numPr>
           <w:ilvl w:val="1"/>
-          <w:numId w:val="1010"/>
+          <w:numId w:val="1012"/>
         </w:numPr>
         <w:pStyle w:val="Compact"/>
       </w:pPr>
@@ -2762,7 +2874,7 @@
       <w:pPr>
         <w:numPr>
           <w:ilvl w:val="1"/>
-          <w:numId w:val="1010"/>
+          <w:numId w:val="1012"/>
         </w:numPr>
         <w:pStyle w:val="Compact"/>
       </w:pPr>
@@ -2812,7 +2924,7 @@
       <w:pPr>
         <w:numPr>
           <w:ilvl w:val="0"/>
-          <w:numId w:val="1009"/>
+          <w:numId w:val="1011"/>
         </w:numPr>
       </w:pPr>
       <w:r>
@@ -2987,8 +3099,8 @@
         </w:pict>
       </w:r>
     </w:p>
-    <w:bookmarkEnd w:id="37"/>
-    <w:bookmarkStart w:id="38" w:name="X8ffc0814bf06bc0cb65d9e9e00984e3aa907911"/>
+    <w:bookmarkEnd w:id="43"/>
+    <w:bookmarkStart w:id="44" w:name="X8ffc0814bf06bc0cb65d9e9e00984e3aa907911"/>
     <w:p>
       <w:pPr>
         <w:pStyle w:val="Heading2"/>
@@ -3001,7 +3113,7 @@
       <w:pPr>
         <w:numPr>
           <w:ilvl w:val="0"/>
-          <w:numId w:val="1011"/>
+          <w:numId w:val="1013"/>
         </w:numPr>
         <w:pStyle w:val="Compact"/>
       </w:pPr>
@@ -3041,7 +3153,7 @@
       <w:pPr>
         <w:numPr>
           <w:ilvl w:val="0"/>
-          <w:numId w:val="1011"/>
+          <w:numId w:val="1013"/>
         </w:numPr>
         <w:pStyle w:val="Compact"/>
       </w:pPr>
@@ -3079,7 +3191,7 @@
       <w:pPr>
         <w:numPr>
           <w:ilvl w:val="0"/>
-          <w:numId w:val="1011"/>
+          <w:numId w:val="1013"/>
         </w:numPr>
         <w:pStyle w:val="Compact"/>
       </w:pPr>
@@ -3128,7 +3240,7 @@
       <w:pPr>
         <w:numPr>
           <w:ilvl w:val="0"/>
-          <w:numId w:val="1011"/>
+          <w:numId w:val="1013"/>
         </w:numPr>
         <w:pStyle w:val="Compact"/>
       </w:pPr>
@@ -3150,7 +3262,7 @@
       <w:pPr>
         <w:numPr>
           <w:ilvl w:val="0"/>
-          <w:numId w:val="1011"/>
+          <w:numId w:val="1013"/>
         </w:numPr>
         <w:pStyle w:val="Compact"/>
       </w:pPr>
@@ -3168,8 +3280,8 @@
         <w:t xml:space="preserve">the ASYCUDA World nuance (Part 1) versus Sector 5’s Liberia-learning-visit finding should be reconciled at Stage 2 — both may be true simultaneously (partial deployment vs. full capability), but this should not be left as an unexamined tension between two sector files.</w:t>
       </w:r>
     </w:p>
-    <w:bookmarkEnd w:id="38"/>
-    <w:bookmarkStart w:id="39" w:name="X8f1fbefe9f4dac178853be51bc61ca13ab6ccfa"/>
+    <w:bookmarkEnd w:id="44"/>
+    <w:bookmarkStart w:id="45" w:name="X8f1fbefe9f4dac178853be51bc61ca13ab6ccfa"/>
     <w:p>
       <w:pPr>
         <w:pStyle w:val="Heading2"/>
@@ -3200,7 +3312,7 @@
       <w:pPr>
         <w:numPr>
           <w:ilvl w:val="0"/>
-          <w:numId w:val="1012"/>
+          <w:numId w:val="1014"/>
         </w:numPr>
         <w:pStyle w:val="Compact"/>
       </w:pPr>
@@ -3212,7 +3324,7 @@
       <w:pPr>
         <w:numPr>
           <w:ilvl w:val="0"/>
-          <w:numId w:val="1012"/>
+          <w:numId w:val="1014"/>
         </w:numPr>
         <w:pStyle w:val="Compact"/>
       </w:pPr>
@@ -3224,7 +3336,7 @@
       <w:pPr>
         <w:numPr>
           <w:ilvl w:val="0"/>
-          <w:numId w:val="1012"/>
+          <w:numId w:val="1014"/>
         </w:numPr>
         <w:pStyle w:val="Compact"/>
       </w:pPr>
@@ -3236,7 +3348,7 @@
       <w:pPr>
         <w:numPr>
           <w:ilvl w:val="0"/>
-          <w:numId w:val="1012"/>
+          <w:numId w:val="1014"/>
         </w:numPr>
         <w:pStyle w:val="Compact"/>
       </w:pPr>
@@ -3248,7 +3360,7 @@
       <w:pPr>
         <w:numPr>
           <w:ilvl w:val="0"/>
-          <w:numId w:val="1012"/>
+          <w:numId w:val="1014"/>
         </w:numPr>
         <w:pStyle w:val="Compact"/>
       </w:pPr>
@@ -3260,7 +3372,7 @@
       <w:pPr>
         <w:numPr>
           <w:ilvl w:val="0"/>
-          <w:numId w:val="1012"/>
+          <w:numId w:val="1014"/>
         </w:numPr>
         <w:pStyle w:val="Compact"/>
       </w:pPr>
@@ -3275,8 +3387,8 @@
         </w:pict>
       </w:r>
     </w:p>
-    <w:bookmarkEnd w:id="39"/>
-    <w:bookmarkStart w:id="40" w:name="Xe2aafc7cad08d4fe871dd9a68b5048ea02e1b4f"/>
+    <w:bookmarkEnd w:id="45"/>
+    <w:bookmarkStart w:id="46" w:name="Xe2aafc7cad08d4fe871dd9a68b5048ea02e1b4f"/>
     <w:p>
       <w:pPr>
         <w:pStyle w:val="Heading2"/>
@@ -3311,8 +3423,8 @@
         <w:t xml:space="preserve">sections across all eight sector files (Sectors 2–8 produced in this session; Sector 1 already reflected in claude_B1.docx) to update the executive summary, ranking table, Figures 1–3, contradiction log, negative-results log and visibility-boundary table in claude_B1.docx in one coherent edit, rather than merging each sector file in isolation — several findings (the EU IUU yellow card, the 2025 aid cuts affecting both HealthTech and potentially other donor-dependent sectors, the Sierra Fishing Company/MIGA precedent relevant to WS5 benchmarking) cut across sectors and are best reconciled together.</w:t>
       </w:r>
     </w:p>
-    <w:bookmarkEnd w:id="40"/>
-    <w:bookmarkEnd w:id="41"/>
+    <w:bookmarkEnd w:id="46"/>
+    <w:bookmarkEnd w:id="47"/>
     <w:sectPr/>
   </w:body>
 </w:document>
@@ -3611,6 +3723,12 @@
     <w:abstractNumId w:val="991"/>
   </w:num>
   <w:num w:numId="1010">
+    <w:abstractNumId w:val="991"/>
+  </w:num>
+  <w:num w:numId="1011">
+    <w:abstractNumId w:val="991"/>
+  </w:num>
+  <w:num w:numId="1012">
     <w:abstractNumId w:val="99411"/>
     <w:lvlOverride w:ilvl="0">
       <w:startOverride w:val="1"/>
@@ -3640,10 +3758,10 @@
       <w:startOverride w:val="1"/>
     </w:lvlOverride>
   </w:num>
-  <w:num w:numId="1011">
+  <w:num w:numId="1013">
     <w:abstractNumId w:val="991"/>
   </w:num>
-  <w:num w:numId="1012">
+  <w:num w:numId="1014">
     <w:abstractNumId w:val="99411"/>
     <w:lvlOverride w:ilvl="0">
       <w:startOverride w:val="1"/>
